--- a/artifacts/Proyecto_Integrador_Etapa_3_SoporteYa_Arturo_Vega_Castillo.docx
+++ b/artifacts/Proyecto_Integrador_Etapa_3_SoporteYa_Arturo_Vega_Castillo.docx
@@ -1814,6 +1814,22 @@
       <w:pPr>
         <w:spacing w:after="120"/>
       </w:pPr>
+    </w:p>
+    <w:p>
+      <w:pPr>
+        <w:widowControl/>
+        <w:spacing w:after="120" w:line="360" w:lineRule="auto"/>
+        <w:jc w:val="both"/>
+      </w:pPr>
+      <w:r>
+        <w:rPr>
+          <w:rFonts w:ascii="Arial" w:cs="Arial" w:eastAsia="Arial" w:hAnsi="Arial"/>
+          <w:color w:val="222222"/>
+          <w:sz w:val="22"/>
+          <w:szCs w:val="22"/>
+        </w:rPr>
+        <w:t xml:space="preserve">Aplicación publicada y verificada: https://soporteya-nogales.manus.space</w:t>
+      </w:r>
     </w:p>
     <w:p>
       <w:pPr>

--- a/artifacts/Proyecto_Integrador_Etapa_3_SoporteYa_Arturo_Vega_Castillo.docx
+++ b/artifacts/Proyecto_Integrador_Etapa_3_SoporteYa_Arturo_Vega_Castillo.docx
@@ -1844,7 +1844,7 @@
           <w:sz w:val="22"/>
           <w:szCs w:val="22"/>
         </w:rPr>
-        <w:t xml:space="preserve">El repositorio de evidencia se presenta en la interfaz. Referencia: Enlace configurable desde la interfaz al exportar el proyecto a GitHub.</w:t>
+        <w:t xml:space="preserve">El repositorio de evidencia se presenta en la interfaz. Referencia: https://github.com/A940029608/soporteya-etapa-3</w:t>
       </w:r>
     </w:p>
     <w:p>
